--- a/Cnnn-Wri/C107-Lam.docx
+++ b/Cnnn-Wri/C107-Lam.docx
@@ -51,7 +51,7 @@
           <w:shd w:val="clear" w:color="auto" w:fill="FFFFFF"/>
           <w:rtl/>
         </w:rPr>
-        <w:t>אֵיכָ֣ה ׀ יָשְׁבָ֣ה בָדָ֗ד הָעִיר֙ רַבָּ֣תִי עָ֔ם הָיְתָ֖ה כְּאַלְמָנָ֑ה רַבָּ֣תִי בַגּוֹיִ֗ם שָׂרָ֙תִי֙ בַּמְּדִינ֔וֹת הָיְתָ֖ה לָמַֽס</w:t>
+        <w:t>אֵיכָ֣ה׀ יָשְׁבָ֣ה בָדָ֗ד הָעִיר֙ רַבָּ֣תִי עָ֔ם הָיְתָ֖ה כְּאַלְמָנָ֑ה רַבָּ֣תִי בַגּוֹיִ֗ם שָׂרָ֙תִי֙ בַּמְּדִינ֔וֹת הָיְתָ֖ה לָמַֽס</w:t>
       </w:r>
       <w:r>
         <w:rPr>
@@ -1182,62 +1182,51 @@
           <w:shd w:val="clear" w:color="auto" w:fill="FFFFFF"/>
           <w:rtl/>
         </w:rPr>
-        <w:t xml:space="preserve">קָרָ֤אתִי לַֽמְאַהֲבַי֙ הֵ֣מָּה רִמּ֔וּנִי כֹּהֲנַ֥י </w:t>
-      </w:r>
-      <w:r>
-        <w:rPr>
-          <w:rFonts w:ascii="SBL Hebrew" w:hAnsi="SBL Hebrew" w:cs="SBL Hebrew"/>
-          <w:color w:val="993300"/>
-          <w:sz w:val="32"/>
-          <w:szCs w:val="32"/>
-          <w:shd w:val="clear" w:color="auto" w:fill="FFFFFF"/>
+        <w:t>קָרָ֤אתִי לַֽמְאַהֲבַי֙ הֵ֣מָּה רִמּ֔וּנִי כֹּהֲנַ֥י וּזְקֵנַ֖י בָּעִ֣יר גָּוָ֑עוּ כִּֽי־בִקְשׁ֥וּ אֹ֙כֶל֙ לָ֔מוֹ וְיָשִׁ֖יבוּ אֶת־נַפְשָֽׁם</w:t>
+      </w:r>
+      <w:r>
+        <w:rPr>
+          <w:rFonts w:ascii="SBL Hebrew" w:hAnsi="SBL Hebrew" w:cs="SBL Hebrew"/>
+          <w:color w:val="993300"/>
+          <w:sz w:val="32"/>
+          <w:szCs w:val="32"/>
+          <w:rtl/>
+        </w:rPr>
+        <w:t>׃</w:t>
+      </w:r>
+      <w:r>
+        <w:rPr>
+          <w:rFonts w:ascii="SBL Hebrew" w:hAnsi="SBL Hebrew" w:cs="SBL Hebrew"/>
+          <w:color w:val="003300"/>
+          <w:sz w:val="32"/>
+          <w:szCs w:val="32"/>
+          <w:rtl/>
+        </w:rPr>
+        <w:t> {ס}</w:t>
+      </w:r>
+      <w:r>
+        <w:rPr>
+          <w:rFonts w:ascii="SBL Hebrew" w:hAnsi="SBL Hebrew" w:cs="SBL Hebrew"/>
+          <w:color w:val="993300"/>
+          <w:sz w:val="32"/>
+          <w:szCs w:val="32"/>
+          <w:rtl/>
+        </w:rPr>
+        <w:t xml:space="preserve"> </w:t>
+      </w:r>
+      <w:r>
+        <w:rPr>
+          <w:rFonts w:ascii="SBL Hebrew" w:hAnsi="SBL Hebrew" w:cs="SBL Hebrew"/>
+          <w:b/>
+          <w:bCs/>
+          <w:color w:val="003300"/>
+          <w:sz w:val="32"/>
+          <w:szCs w:val="32"/>
+          <w:shd w:val="clear" w:color="auto" w:fill="FFFFFF"/>
+          <w:vertAlign w:val="superscript"/>
           <w:rtl/>
         </w:rPr>
         <w:lastRenderedPageBreak/>
-        <w:t>וּזְקֵנַ֖י בָּעִ֣יר גָּוָ֑עוּ כִּֽי־בִקְשׁ֥וּ אֹ֙כֶל֙ לָ֔מוֹ וְיָשִׁ֖יבוּ אֶת־נַפְשָֽׁם</w:t>
-      </w:r>
-      <w:r>
-        <w:rPr>
-          <w:rFonts w:ascii="SBL Hebrew" w:hAnsi="SBL Hebrew" w:cs="SBL Hebrew"/>
-          <w:color w:val="993300"/>
-          <w:sz w:val="32"/>
-          <w:szCs w:val="32"/>
-          <w:rtl/>
-        </w:rPr>
-        <w:t>׃</w:t>
-      </w:r>
-      <w:r>
-        <w:rPr>
-          <w:rFonts w:ascii="SBL Hebrew" w:hAnsi="SBL Hebrew" w:cs="SBL Hebrew"/>
-          <w:color w:val="003300"/>
-          <w:sz w:val="32"/>
-          <w:szCs w:val="32"/>
-          <w:rtl/>
-        </w:rPr>
-        <w:t> {ס}</w:t>
-      </w:r>
-      <w:r>
-        <w:rPr>
-          <w:rFonts w:ascii="SBL Hebrew" w:hAnsi="SBL Hebrew" w:cs="SBL Hebrew"/>
-          <w:color w:val="993300"/>
-          <w:sz w:val="32"/>
-          <w:szCs w:val="32"/>
-          <w:rtl/>
-        </w:rPr>
-        <w:t xml:space="preserve"> </w:t>
-      </w:r>
-      <w:r>
-        <w:rPr>
-          <w:rFonts w:ascii="SBL Hebrew" w:hAnsi="SBL Hebrew" w:cs="SBL Hebrew"/>
-          <w:b/>
-          <w:bCs/>
-          <w:color w:val="003300"/>
-          <w:sz w:val="32"/>
-          <w:szCs w:val="32"/>
-          <w:shd w:val="clear" w:color="auto" w:fill="FFFFFF"/>
-          <w:vertAlign w:val="superscript"/>
-          <w:rtl/>
-        </w:rPr>
         <w:t>כ </w:t>
       </w:r>
       <w:r>
@@ -1707,7 +1696,7 @@
           <w:shd w:val="clear" w:color="auto" w:fill="FFFFFF"/>
           <w:rtl/>
         </w:rPr>
-        <w:t>הָיָ֨ה אֲדֹנָ֤י  </w:t>
+        <w:t>הָיָ֨ה אֲדֹנָ֤י</w:t>
       </w:r>
       <w:r>
         <w:rPr>
@@ -1784,7 +1773,7 @@
           <w:shd w:val="clear" w:color="auto" w:fill="FFFFFF"/>
           <w:rtl/>
         </w:rPr>
-        <w:t>וַיַּחְמֹ֤ס כַּגַּן֙ שֻׂכּ֔וֹ שִׁחֵ֖ת מֹעֲד֑וֹ שִׁכַּ֨ח יְהֹוָ֤ה  </w:t>
+        <w:t>וַיַּחְמֹ֤ס כַּגַּן֙ שֻׂכּ֔וֹ שִׁחֵ֖ת מֹעֲד֑וֹ שִׁכַּ֨ח יְהֹוָ֤ה</w:t>
       </w:r>
       <w:r>
         <w:rPr>
@@ -2323,7 +2312,117 @@
           <w:shd w:val="clear" w:color="auto" w:fill="FFFFFF"/>
           <w:rtl/>
         </w:rPr>
-        <w:t xml:space="preserve"> שְׁבוּתֵ֑ךְ וַיֶּ֣חֱזוּ לָ֔ךְ מַשְׂא֥וֹת </w:t>
+        <w:t xml:space="preserve"> שְׁבוּתֵ֑ךְ וַיֶּ֣חֱזוּ לָ֔ךְ מַשְׂא֥וֹת שָׁ֖וְא וּמַדּוּחִֽים</w:t>
+      </w:r>
+      <w:r>
+        <w:rPr>
+          <w:rFonts w:ascii="SBL Hebrew" w:hAnsi="SBL Hebrew" w:cs="SBL Hebrew"/>
+          <w:color w:val="993300"/>
+          <w:sz w:val="32"/>
+          <w:szCs w:val="32"/>
+          <w:rtl/>
+        </w:rPr>
+        <w:t>׃</w:t>
+      </w:r>
+      <w:r>
+        <w:rPr>
+          <w:rFonts w:ascii="SBL Hebrew" w:hAnsi="SBL Hebrew" w:cs="SBL Hebrew"/>
+          <w:color w:val="003300"/>
+          <w:sz w:val="32"/>
+          <w:szCs w:val="32"/>
+          <w:rtl/>
+        </w:rPr>
+        <w:t> {ס}</w:t>
+      </w:r>
+      <w:r>
+        <w:rPr>
+          <w:rFonts w:ascii="SBL Hebrew" w:hAnsi="SBL Hebrew" w:cs="SBL Hebrew"/>
+          <w:color w:val="993300"/>
+          <w:sz w:val="32"/>
+          <w:szCs w:val="32"/>
+          <w:rtl/>
+        </w:rPr>
+        <w:t xml:space="preserve"> </w:t>
+      </w:r>
+      <w:r>
+        <w:rPr>
+          <w:rFonts w:ascii="SBL Hebrew" w:hAnsi="SBL Hebrew" w:cs="SBL Hebrew"/>
+          <w:b/>
+          <w:bCs/>
+          <w:color w:val="003300"/>
+          <w:sz w:val="32"/>
+          <w:szCs w:val="32"/>
+          <w:shd w:val="clear" w:color="auto" w:fill="FFFFFF"/>
+          <w:vertAlign w:val="superscript"/>
+          <w:rtl/>
+        </w:rPr>
+        <w:t>טו </w:t>
+      </w:r>
+      <w:r>
+        <w:rPr>
+          <w:rFonts w:ascii="SBL Hebrew" w:hAnsi="SBL Hebrew" w:cs="SBL Hebrew"/>
+          <w:color w:val="993300"/>
+          <w:sz w:val="32"/>
+          <w:szCs w:val="32"/>
+          <w:shd w:val="clear" w:color="auto" w:fill="FFFFFF"/>
+          <w:rtl/>
+        </w:rPr>
+        <w:t>סָֽפְק֨וּ עָלַ֤יִךְ כַּפַּ֙יִם֙ כׇּל־עֹ֣בְרֵי דֶ֔רֶךְ שָֽׁרְקוּ֙ וַיָּנִ֣עוּ רֹאשָׁ֔ם עַל־בַּ֖ת יְרוּשָׁלָ֑͏ִם הֲזֹ֣את הָעִ֗יר שֶׁיֹּֽאמְרוּ֙ כְּלִ֣ילַת יֹ֔פִי מָשׂ֖וֹשׂ לְכׇל־הָאָֽרֶץ</w:t>
+      </w:r>
+      <w:r>
+        <w:rPr>
+          <w:rFonts w:ascii="SBL Hebrew" w:hAnsi="SBL Hebrew" w:cs="SBL Hebrew"/>
+          <w:color w:val="993300"/>
+          <w:sz w:val="32"/>
+          <w:szCs w:val="32"/>
+          <w:rtl/>
+        </w:rPr>
+        <w:t>׃</w:t>
+      </w:r>
+      <w:r>
+        <w:rPr>
+          <w:rFonts w:ascii="SBL Hebrew" w:hAnsi="SBL Hebrew" w:cs="SBL Hebrew"/>
+          <w:color w:val="003300"/>
+          <w:sz w:val="32"/>
+          <w:szCs w:val="32"/>
+          <w:rtl/>
+        </w:rPr>
+        <w:t> {ס}</w:t>
+      </w:r>
+      <w:r>
+        <w:rPr>
+          <w:rFonts w:ascii="SBL Hebrew" w:hAnsi="SBL Hebrew" w:cs="SBL Hebrew"/>
+          <w:color w:val="993300"/>
+          <w:sz w:val="32"/>
+          <w:szCs w:val="32"/>
+          <w:rtl/>
+        </w:rPr>
+        <w:t xml:space="preserve"> </w:t>
+      </w:r>
+      <w:r>
+        <w:rPr>
+          <w:rFonts w:ascii="SBL Hebrew" w:hAnsi="SBL Hebrew" w:cs="SBL Hebrew"/>
+          <w:b/>
+          <w:bCs/>
+          <w:color w:val="003300"/>
+          <w:sz w:val="32"/>
+          <w:szCs w:val="32"/>
+          <w:shd w:val="clear" w:color="auto" w:fill="FFFFFF"/>
+          <w:vertAlign w:val="superscript"/>
+          <w:rtl/>
+        </w:rPr>
+        <w:t>טז </w:t>
+      </w:r>
+      <w:r>
+        <w:rPr>
+          <w:rFonts w:ascii="SBL Hebrew" w:hAnsi="SBL Hebrew" w:cs="SBL Hebrew"/>
+          <w:color w:val="993300"/>
+          <w:sz w:val="32"/>
+          <w:szCs w:val="32"/>
+          <w:shd w:val="clear" w:color="auto" w:fill="FFFFFF"/>
+          <w:rtl/>
+        </w:rPr>
+        <w:t xml:space="preserve">פָּצ֨וּ עָלַ֤יִךְ פִּיהֶם֙ כׇּל־אֹ֣יְבַ֔יִךְ </w:t>
       </w:r>
       <w:r>
         <w:rPr>
@@ -2335,117 +2434,7 @@
           <w:rtl/>
         </w:rPr>
         <w:lastRenderedPageBreak/>
-        <w:t>שָׁ֖וְא וּמַדּוּחִֽים</w:t>
-      </w:r>
-      <w:r>
-        <w:rPr>
-          <w:rFonts w:ascii="SBL Hebrew" w:hAnsi="SBL Hebrew" w:cs="SBL Hebrew"/>
-          <w:color w:val="993300"/>
-          <w:sz w:val="32"/>
-          <w:szCs w:val="32"/>
-          <w:rtl/>
-        </w:rPr>
-        <w:t>׃</w:t>
-      </w:r>
-      <w:r>
-        <w:rPr>
-          <w:rFonts w:ascii="SBL Hebrew" w:hAnsi="SBL Hebrew" w:cs="SBL Hebrew"/>
-          <w:color w:val="003300"/>
-          <w:sz w:val="32"/>
-          <w:szCs w:val="32"/>
-          <w:rtl/>
-        </w:rPr>
-        <w:t> {ס}</w:t>
-      </w:r>
-      <w:r>
-        <w:rPr>
-          <w:rFonts w:ascii="SBL Hebrew" w:hAnsi="SBL Hebrew" w:cs="SBL Hebrew"/>
-          <w:color w:val="993300"/>
-          <w:sz w:val="32"/>
-          <w:szCs w:val="32"/>
-          <w:rtl/>
-        </w:rPr>
-        <w:t xml:space="preserve"> </w:t>
-      </w:r>
-      <w:r>
-        <w:rPr>
-          <w:rFonts w:ascii="SBL Hebrew" w:hAnsi="SBL Hebrew" w:cs="SBL Hebrew"/>
-          <w:b/>
-          <w:bCs/>
-          <w:color w:val="003300"/>
-          <w:sz w:val="32"/>
-          <w:szCs w:val="32"/>
-          <w:shd w:val="clear" w:color="auto" w:fill="FFFFFF"/>
-          <w:vertAlign w:val="superscript"/>
-          <w:rtl/>
-        </w:rPr>
-        <w:t>טו </w:t>
-      </w:r>
-      <w:r>
-        <w:rPr>
-          <w:rFonts w:ascii="SBL Hebrew" w:hAnsi="SBL Hebrew" w:cs="SBL Hebrew"/>
-          <w:color w:val="993300"/>
-          <w:sz w:val="32"/>
-          <w:szCs w:val="32"/>
-          <w:shd w:val="clear" w:color="auto" w:fill="FFFFFF"/>
-          <w:rtl/>
-        </w:rPr>
-        <w:t>סָֽפְק֨וּ עָלַ֤יִךְ כַּפַּ֙יִם֙ כׇּל־עֹ֣בְרֵי דֶ֔רֶךְ שָֽׁרְקוּ֙ וַיָּנִ֣עוּ רֹאשָׁ֔ם עַל־בַּ֖ת יְרוּשָׁלָ֑͏ִם הֲזֹ֣את הָעִ֗יר שֶׁיֹּֽאמְרוּ֙ כְּלִ֣ילַת יֹ֔פִי מָשׂ֖וֹשׂ לְכׇל־הָאָֽרֶץ</w:t>
-      </w:r>
-      <w:r>
-        <w:rPr>
-          <w:rFonts w:ascii="SBL Hebrew" w:hAnsi="SBL Hebrew" w:cs="SBL Hebrew"/>
-          <w:color w:val="993300"/>
-          <w:sz w:val="32"/>
-          <w:szCs w:val="32"/>
-          <w:rtl/>
-        </w:rPr>
-        <w:t>׃</w:t>
-      </w:r>
-      <w:r>
-        <w:rPr>
-          <w:rFonts w:ascii="SBL Hebrew" w:hAnsi="SBL Hebrew" w:cs="SBL Hebrew"/>
-          <w:color w:val="003300"/>
-          <w:sz w:val="32"/>
-          <w:szCs w:val="32"/>
-          <w:rtl/>
-        </w:rPr>
-        <w:t> {ס}</w:t>
-      </w:r>
-      <w:r>
-        <w:rPr>
-          <w:rFonts w:ascii="SBL Hebrew" w:hAnsi="SBL Hebrew" w:cs="SBL Hebrew"/>
-          <w:color w:val="993300"/>
-          <w:sz w:val="32"/>
-          <w:szCs w:val="32"/>
-          <w:rtl/>
-        </w:rPr>
-        <w:t xml:space="preserve"> </w:t>
-      </w:r>
-      <w:r>
-        <w:rPr>
-          <w:rFonts w:ascii="SBL Hebrew" w:hAnsi="SBL Hebrew" w:cs="SBL Hebrew"/>
-          <w:b/>
-          <w:bCs/>
-          <w:color w:val="003300"/>
-          <w:sz w:val="32"/>
-          <w:szCs w:val="32"/>
-          <w:shd w:val="clear" w:color="auto" w:fill="FFFFFF"/>
-          <w:vertAlign w:val="superscript"/>
-          <w:rtl/>
-        </w:rPr>
-        <w:t>טז </w:t>
-      </w:r>
-      <w:r>
-        <w:rPr>
-          <w:rFonts w:ascii="SBL Hebrew" w:hAnsi="SBL Hebrew" w:cs="SBL Hebrew"/>
-          <w:color w:val="993300"/>
-          <w:sz w:val="32"/>
-          <w:szCs w:val="32"/>
-          <w:shd w:val="clear" w:color="auto" w:fill="FFFFFF"/>
-          <w:rtl/>
-        </w:rPr>
-        <w:t>פָּצ֨וּ עָלַ֤יִךְ פִּיהֶם֙ כׇּל־אֹ֣יְבַ֔יִךְ שָֽׁרְקוּ֙ וַיַּֽחַרְקוּ־שֵׁ֔ן אָמְר֖וּ בִּלָּ֑עְנוּ אַ֣ךְ זֶ֥ה הַיּ֛וֹם שֶׁקִּוִּינֻ֖הוּ מָצָ֥אנוּ רָאִֽינוּ</w:t>
+        <w:t>שָֽׁרְקוּ֙ וַיַּֽחַרְקוּ־שֵׁ֔ן אָמְר֖וּ בִּלָּ֑עְנוּ אַ֣ךְ זֶ֥ה הַיּ֛וֹם שֶׁקִּוִּינֻ֖הוּ מָצָ֥אנוּ רָאִֽינוּ</w:t>
       </w:r>
       <w:r>
         <w:rPr>
@@ -3816,7 +3805,167 @@
           <w:shd w:val="clear" w:color="auto" w:fill="FFFFFF"/>
           <w:rtl/>
         </w:rPr>
-        <w:t xml:space="preserve">ט֣וֹב לַגֶּ֔בֶר </w:t>
+        <w:t>ט֣וֹב לַגֶּ֔בֶר כִּֽי־יִשָּׂ֥א עֹ֖ל בִּנְעוּרָֽיו</w:t>
+      </w:r>
+      <w:r>
+        <w:rPr>
+          <w:rFonts w:ascii="SBL Hebrew" w:hAnsi="SBL Hebrew" w:cs="SBL Hebrew"/>
+          <w:color w:val="993300"/>
+          <w:sz w:val="32"/>
+          <w:szCs w:val="32"/>
+          <w:rtl/>
+        </w:rPr>
+        <w:t>׃</w:t>
+      </w:r>
+      <w:r>
+        <w:rPr>
+          <w:rFonts w:ascii="SBL Hebrew" w:hAnsi="SBL Hebrew" w:cs="SBL Hebrew"/>
+          <w:color w:val="003300"/>
+          <w:sz w:val="32"/>
+          <w:szCs w:val="32"/>
+          <w:rtl/>
+        </w:rPr>
+        <w:t> {ס}</w:t>
+      </w:r>
+      <w:r>
+        <w:rPr>
+          <w:rFonts w:ascii="SBL Hebrew" w:hAnsi="SBL Hebrew" w:cs="SBL Hebrew"/>
+          <w:color w:val="993300"/>
+          <w:sz w:val="32"/>
+          <w:szCs w:val="32"/>
+          <w:rtl/>
+        </w:rPr>
+        <w:t xml:space="preserve"> </w:t>
+      </w:r>
+      <w:r>
+        <w:rPr>
+          <w:rFonts w:ascii="SBL Hebrew" w:hAnsi="SBL Hebrew" w:cs="SBL Hebrew"/>
+          <w:b/>
+          <w:bCs/>
+          <w:color w:val="003300"/>
+          <w:sz w:val="32"/>
+          <w:szCs w:val="32"/>
+          <w:shd w:val="clear" w:color="auto" w:fill="FFFFFF"/>
+          <w:vertAlign w:val="superscript"/>
+          <w:rtl/>
+        </w:rPr>
+        <w:t>כח </w:t>
+      </w:r>
+      <w:r>
+        <w:rPr>
+          <w:rFonts w:ascii="SBL Hebrew" w:hAnsi="SBL Hebrew" w:cs="SBL Hebrew"/>
+          <w:color w:val="993300"/>
+          <w:sz w:val="32"/>
+          <w:szCs w:val="32"/>
+          <w:shd w:val="clear" w:color="auto" w:fill="FFFFFF"/>
+          <w:rtl/>
+        </w:rPr>
+        <w:t xml:space="preserve">יֵשֵׁ֤ב בָּדָד֙ וְיִדֹּ֔ם כִּ֥י נָטַ֖ל עָלָֽיו׃ </w:t>
+      </w:r>
+      <w:r>
+        <w:rPr>
+          <w:rFonts w:ascii="SBL Hebrew" w:hAnsi="SBL Hebrew" w:cs="SBL Hebrew"/>
+          <w:b/>
+          <w:bCs/>
+          <w:color w:val="003300"/>
+          <w:sz w:val="32"/>
+          <w:szCs w:val="32"/>
+          <w:shd w:val="clear" w:color="auto" w:fill="FFFFFF"/>
+          <w:vertAlign w:val="superscript"/>
+          <w:rtl/>
+        </w:rPr>
+        <w:t>כט </w:t>
+      </w:r>
+      <w:r>
+        <w:rPr>
+          <w:rFonts w:ascii="SBL Hebrew" w:hAnsi="SBL Hebrew" w:cs="SBL Hebrew"/>
+          <w:color w:val="993300"/>
+          <w:sz w:val="32"/>
+          <w:szCs w:val="32"/>
+          <w:shd w:val="clear" w:color="auto" w:fill="FFFFFF"/>
+          <w:rtl/>
+        </w:rPr>
+        <w:t xml:space="preserve">יִתֵּ֤ן בֶּֽעָפָר֙ פִּ֔יהוּ אוּלַ֖י יֵ֥שׁ תִּקְוָֽה׃ </w:t>
+      </w:r>
+      <w:r>
+        <w:rPr>
+          <w:rFonts w:ascii="SBL Hebrew" w:hAnsi="SBL Hebrew" w:cs="SBL Hebrew"/>
+          <w:b/>
+          <w:bCs/>
+          <w:color w:val="003300"/>
+          <w:sz w:val="32"/>
+          <w:szCs w:val="32"/>
+          <w:shd w:val="clear" w:color="auto" w:fill="FFFFFF"/>
+          <w:vertAlign w:val="superscript"/>
+          <w:rtl/>
+        </w:rPr>
+        <w:t>ל </w:t>
+      </w:r>
+      <w:r>
+        <w:rPr>
+          <w:rFonts w:ascii="SBL Hebrew" w:hAnsi="SBL Hebrew" w:cs="SBL Hebrew"/>
+          <w:color w:val="993300"/>
+          <w:sz w:val="32"/>
+          <w:szCs w:val="32"/>
+          <w:shd w:val="clear" w:color="auto" w:fill="FFFFFF"/>
+          <w:rtl/>
+        </w:rPr>
+        <w:t>יִתֵּ֧ן לְמַכֵּ֛הוּ לֶ֖חִי יִשְׂבַּ֥ע בְּחֶרְפָּֽה</w:t>
+      </w:r>
+      <w:r>
+        <w:rPr>
+          <w:rFonts w:ascii="SBL Hebrew" w:hAnsi="SBL Hebrew" w:cs="SBL Hebrew"/>
+          <w:color w:val="993300"/>
+          <w:sz w:val="32"/>
+          <w:szCs w:val="32"/>
+          <w:rtl/>
+        </w:rPr>
+        <w:t>׃</w:t>
+      </w:r>
+      <w:r>
+        <w:rPr>
+          <w:rFonts w:ascii="SBL Hebrew" w:hAnsi="SBL Hebrew" w:cs="SBL Hebrew"/>
+          <w:color w:val="003300"/>
+          <w:sz w:val="32"/>
+          <w:szCs w:val="32"/>
+          <w:rtl/>
+        </w:rPr>
+        <w:t> {ס}</w:t>
+      </w:r>
+      <w:r>
+        <w:rPr>
+          <w:rFonts w:ascii="SBL Hebrew" w:hAnsi="SBL Hebrew" w:cs="SBL Hebrew"/>
+          <w:color w:val="993300"/>
+          <w:sz w:val="32"/>
+          <w:szCs w:val="32"/>
+          <w:rtl/>
+        </w:rPr>
+        <w:t xml:space="preserve"> </w:t>
+      </w:r>
+      <w:r>
+        <w:rPr>
+          <w:rFonts w:ascii="SBL Hebrew" w:hAnsi="SBL Hebrew" w:cs="SBL Hebrew"/>
+          <w:b/>
+          <w:bCs/>
+          <w:color w:val="003300"/>
+          <w:sz w:val="32"/>
+          <w:szCs w:val="32"/>
+          <w:shd w:val="clear" w:color="auto" w:fill="FFFFFF"/>
+          <w:vertAlign w:val="superscript"/>
+          <w:rtl/>
+        </w:rPr>
+        <w:t>לא </w:t>
+      </w:r>
+      <w:r>
+        <w:rPr>
+          <w:rFonts w:ascii="SBL Hebrew" w:hAnsi="SBL Hebrew" w:cs="SBL Hebrew"/>
+          <w:color w:val="993300"/>
+          <w:sz w:val="32"/>
+          <w:szCs w:val="32"/>
+          <w:shd w:val="clear" w:color="auto" w:fill="FFFFFF"/>
+          <w:rtl/>
+        </w:rPr>
+        <w:t xml:space="preserve">כִּ֣י לֹ֥א יִזְנַ֛ח לְעוֹלָ֖ם </w:t>
       </w:r>
       <w:r>
         <w:rPr>
@@ -3828,167 +3977,7 @@
           <w:rtl/>
         </w:rPr>
         <w:lastRenderedPageBreak/>
-        <w:t>כִּֽי־יִשָּׂ֥א עֹ֖ל בִּנְעוּרָֽיו</w:t>
-      </w:r>
-      <w:r>
-        <w:rPr>
-          <w:rFonts w:ascii="SBL Hebrew" w:hAnsi="SBL Hebrew" w:cs="SBL Hebrew"/>
-          <w:color w:val="993300"/>
-          <w:sz w:val="32"/>
-          <w:szCs w:val="32"/>
-          <w:rtl/>
-        </w:rPr>
-        <w:t>׃</w:t>
-      </w:r>
-      <w:r>
-        <w:rPr>
-          <w:rFonts w:ascii="SBL Hebrew" w:hAnsi="SBL Hebrew" w:cs="SBL Hebrew"/>
-          <w:color w:val="003300"/>
-          <w:sz w:val="32"/>
-          <w:szCs w:val="32"/>
-          <w:rtl/>
-        </w:rPr>
-        <w:t> {ס}</w:t>
-      </w:r>
-      <w:r>
-        <w:rPr>
-          <w:rFonts w:ascii="SBL Hebrew" w:hAnsi="SBL Hebrew" w:cs="SBL Hebrew"/>
-          <w:color w:val="993300"/>
-          <w:sz w:val="32"/>
-          <w:szCs w:val="32"/>
-          <w:rtl/>
-        </w:rPr>
-        <w:t xml:space="preserve"> </w:t>
-      </w:r>
-      <w:r>
-        <w:rPr>
-          <w:rFonts w:ascii="SBL Hebrew" w:hAnsi="SBL Hebrew" w:cs="SBL Hebrew"/>
-          <w:b/>
-          <w:bCs/>
-          <w:color w:val="003300"/>
-          <w:sz w:val="32"/>
-          <w:szCs w:val="32"/>
-          <w:shd w:val="clear" w:color="auto" w:fill="FFFFFF"/>
-          <w:vertAlign w:val="superscript"/>
-          <w:rtl/>
-        </w:rPr>
-        <w:t>כח </w:t>
-      </w:r>
-      <w:r>
-        <w:rPr>
-          <w:rFonts w:ascii="SBL Hebrew" w:hAnsi="SBL Hebrew" w:cs="SBL Hebrew"/>
-          <w:color w:val="993300"/>
-          <w:sz w:val="32"/>
-          <w:szCs w:val="32"/>
-          <w:shd w:val="clear" w:color="auto" w:fill="FFFFFF"/>
-          <w:rtl/>
-        </w:rPr>
-        <w:t xml:space="preserve">יֵשֵׁ֤ב בָּדָד֙ וְיִדֹּ֔ם כִּ֥י נָטַ֖ל עָלָֽיו׃ </w:t>
-      </w:r>
-      <w:r>
-        <w:rPr>
-          <w:rFonts w:ascii="SBL Hebrew" w:hAnsi="SBL Hebrew" w:cs="SBL Hebrew"/>
-          <w:b/>
-          <w:bCs/>
-          <w:color w:val="003300"/>
-          <w:sz w:val="32"/>
-          <w:szCs w:val="32"/>
-          <w:shd w:val="clear" w:color="auto" w:fill="FFFFFF"/>
-          <w:vertAlign w:val="superscript"/>
-          <w:rtl/>
-        </w:rPr>
-        <w:t>כט </w:t>
-      </w:r>
-      <w:r>
-        <w:rPr>
-          <w:rFonts w:ascii="SBL Hebrew" w:hAnsi="SBL Hebrew" w:cs="SBL Hebrew"/>
-          <w:color w:val="993300"/>
-          <w:sz w:val="32"/>
-          <w:szCs w:val="32"/>
-          <w:shd w:val="clear" w:color="auto" w:fill="FFFFFF"/>
-          <w:rtl/>
-        </w:rPr>
-        <w:t xml:space="preserve">יִתֵּ֤ן בֶּֽעָפָר֙ פִּ֔יהוּ אוּלַ֖י יֵ֥שׁ תִּקְוָֽה׃ </w:t>
-      </w:r>
-      <w:r>
-        <w:rPr>
-          <w:rFonts w:ascii="SBL Hebrew" w:hAnsi="SBL Hebrew" w:cs="SBL Hebrew"/>
-          <w:b/>
-          <w:bCs/>
-          <w:color w:val="003300"/>
-          <w:sz w:val="32"/>
-          <w:szCs w:val="32"/>
-          <w:shd w:val="clear" w:color="auto" w:fill="FFFFFF"/>
-          <w:vertAlign w:val="superscript"/>
-          <w:rtl/>
-        </w:rPr>
-        <w:t>ל </w:t>
-      </w:r>
-      <w:r>
-        <w:rPr>
-          <w:rFonts w:ascii="SBL Hebrew" w:hAnsi="SBL Hebrew" w:cs="SBL Hebrew"/>
-          <w:color w:val="993300"/>
-          <w:sz w:val="32"/>
-          <w:szCs w:val="32"/>
-          <w:shd w:val="clear" w:color="auto" w:fill="FFFFFF"/>
-          <w:rtl/>
-        </w:rPr>
-        <w:t>יִתֵּ֧ן לְמַכֵּ֛הוּ לֶ֖חִי יִשְׂבַּ֥ע בְּחֶרְפָּֽה</w:t>
-      </w:r>
-      <w:r>
-        <w:rPr>
-          <w:rFonts w:ascii="SBL Hebrew" w:hAnsi="SBL Hebrew" w:cs="SBL Hebrew"/>
-          <w:color w:val="993300"/>
-          <w:sz w:val="32"/>
-          <w:szCs w:val="32"/>
-          <w:rtl/>
-        </w:rPr>
-        <w:t>׃</w:t>
-      </w:r>
-      <w:r>
-        <w:rPr>
-          <w:rFonts w:ascii="SBL Hebrew" w:hAnsi="SBL Hebrew" w:cs="SBL Hebrew"/>
-          <w:color w:val="003300"/>
-          <w:sz w:val="32"/>
-          <w:szCs w:val="32"/>
-          <w:rtl/>
-        </w:rPr>
-        <w:t> {ס}</w:t>
-      </w:r>
-      <w:r>
-        <w:rPr>
-          <w:rFonts w:ascii="SBL Hebrew" w:hAnsi="SBL Hebrew" w:cs="SBL Hebrew"/>
-          <w:color w:val="993300"/>
-          <w:sz w:val="32"/>
-          <w:szCs w:val="32"/>
-          <w:rtl/>
-        </w:rPr>
-        <w:t xml:space="preserve"> </w:t>
-      </w:r>
-      <w:r>
-        <w:rPr>
-          <w:rFonts w:ascii="SBL Hebrew" w:hAnsi="SBL Hebrew" w:cs="SBL Hebrew"/>
-          <w:b/>
-          <w:bCs/>
-          <w:color w:val="003300"/>
-          <w:sz w:val="32"/>
-          <w:szCs w:val="32"/>
-          <w:shd w:val="clear" w:color="auto" w:fill="FFFFFF"/>
-          <w:vertAlign w:val="superscript"/>
-          <w:rtl/>
-        </w:rPr>
-        <w:t>לא </w:t>
-      </w:r>
-      <w:r>
-        <w:rPr>
-          <w:rFonts w:ascii="SBL Hebrew" w:hAnsi="SBL Hebrew" w:cs="SBL Hebrew"/>
-          <w:color w:val="993300"/>
-          <w:sz w:val="32"/>
-          <w:szCs w:val="32"/>
-          <w:shd w:val="clear" w:color="auto" w:fill="FFFFFF"/>
-          <w:rtl/>
-        </w:rPr>
-        <w:t xml:space="preserve">כִּ֣י לֹ֥א יִזְנַ֛ח לְעוֹלָ֖ם אֲדֹנָֽי׃ </w:t>
+        <w:t xml:space="preserve">אֲדֹנָֽי׃ </w:t>
       </w:r>
       <w:r>
         <w:rPr>
@@ -5564,7 +5553,117 @@
           <w:shd w:val="clear" w:color="auto" w:fill="FFFFFF"/>
           <w:rtl/>
         </w:rPr>
-        <w:t xml:space="preserve">הָאֹֽכְלִים֙ לְמַ֣עֲדַנִּ֔ים נָשַׁ֖מּוּ בַּחוּצ֑וֹת </w:t>
+        <w:t>הָאֹֽכְלִים֙ לְמַ֣עֲדַנִּ֔ים נָשַׁ֖מּוּ בַּחוּצ֑וֹת הָאֱמֻנִים֙ עֲלֵ֣י תוֹלָ֔ע חִבְּק֖וּ אַשְׁפַּתּֽוֹת</w:t>
+      </w:r>
+      <w:r>
+        <w:rPr>
+          <w:rFonts w:ascii="SBL Hebrew" w:hAnsi="SBL Hebrew" w:cs="SBL Hebrew"/>
+          <w:color w:val="993300"/>
+          <w:sz w:val="32"/>
+          <w:szCs w:val="32"/>
+          <w:rtl/>
+        </w:rPr>
+        <w:t>׃</w:t>
+      </w:r>
+      <w:r>
+        <w:rPr>
+          <w:rFonts w:ascii="SBL Hebrew" w:hAnsi="SBL Hebrew" w:cs="SBL Hebrew"/>
+          <w:color w:val="003300"/>
+          <w:sz w:val="32"/>
+          <w:szCs w:val="32"/>
+          <w:rtl/>
+        </w:rPr>
+        <w:t> {ס}</w:t>
+      </w:r>
+      <w:r>
+        <w:rPr>
+          <w:rFonts w:ascii="SBL Hebrew" w:hAnsi="SBL Hebrew" w:cs="SBL Hebrew"/>
+          <w:color w:val="993300"/>
+          <w:sz w:val="32"/>
+          <w:szCs w:val="32"/>
+          <w:rtl/>
+        </w:rPr>
+        <w:t xml:space="preserve"> </w:t>
+      </w:r>
+      <w:r>
+        <w:rPr>
+          <w:rFonts w:ascii="SBL Hebrew" w:hAnsi="SBL Hebrew" w:cs="SBL Hebrew"/>
+          <w:b/>
+          <w:bCs/>
+          <w:color w:val="003300"/>
+          <w:sz w:val="32"/>
+          <w:szCs w:val="32"/>
+          <w:shd w:val="clear" w:color="auto" w:fill="FFFFFF"/>
+          <w:vertAlign w:val="superscript"/>
+          <w:rtl/>
+        </w:rPr>
+        <w:t>ו </w:t>
+      </w:r>
+      <w:r>
+        <w:rPr>
+          <w:rFonts w:ascii="SBL Hebrew" w:hAnsi="SBL Hebrew" w:cs="SBL Hebrew"/>
+          <w:color w:val="993300"/>
+          <w:sz w:val="32"/>
+          <w:szCs w:val="32"/>
+          <w:shd w:val="clear" w:color="auto" w:fill="FFFFFF"/>
+          <w:rtl/>
+        </w:rPr>
+        <w:t>וַיִּגְדַּל֙ עֲוֺ֣ן בַּת־עַמִּ֔י מֵֽחַטַּ֖את סְדֹ֑ם הַֽהֲפוּכָ֣ה כְמוֹ־רָ֔גַע וְלֹא־חָ֥לוּ בָ֖הּ יָדָֽיִם</w:t>
+      </w:r>
+      <w:r>
+        <w:rPr>
+          <w:rFonts w:ascii="SBL Hebrew" w:hAnsi="SBL Hebrew" w:cs="SBL Hebrew"/>
+          <w:color w:val="993300"/>
+          <w:sz w:val="32"/>
+          <w:szCs w:val="32"/>
+          <w:rtl/>
+        </w:rPr>
+        <w:t>׃</w:t>
+      </w:r>
+      <w:r>
+        <w:rPr>
+          <w:rFonts w:ascii="SBL Hebrew" w:hAnsi="SBL Hebrew" w:cs="SBL Hebrew"/>
+          <w:color w:val="003300"/>
+          <w:sz w:val="32"/>
+          <w:szCs w:val="32"/>
+          <w:rtl/>
+        </w:rPr>
+        <w:t> {ס}</w:t>
+      </w:r>
+      <w:r>
+        <w:rPr>
+          <w:rFonts w:ascii="SBL Hebrew" w:hAnsi="SBL Hebrew" w:cs="SBL Hebrew"/>
+          <w:color w:val="993300"/>
+          <w:sz w:val="32"/>
+          <w:szCs w:val="32"/>
+          <w:rtl/>
+        </w:rPr>
+        <w:t xml:space="preserve"> </w:t>
+      </w:r>
+      <w:r>
+        <w:rPr>
+          <w:rFonts w:ascii="SBL Hebrew" w:hAnsi="SBL Hebrew" w:cs="SBL Hebrew"/>
+          <w:b/>
+          <w:bCs/>
+          <w:color w:val="003300"/>
+          <w:sz w:val="32"/>
+          <w:szCs w:val="32"/>
+          <w:shd w:val="clear" w:color="auto" w:fill="FFFFFF"/>
+          <w:vertAlign w:val="superscript"/>
+          <w:rtl/>
+        </w:rPr>
+        <w:t>ז </w:t>
+      </w:r>
+      <w:r>
+        <w:rPr>
+          <w:rFonts w:ascii="SBL Hebrew" w:hAnsi="SBL Hebrew" w:cs="SBL Hebrew"/>
+          <w:color w:val="993300"/>
+          <w:sz w:val="32"/>
+          <w:szCs w:val="32"/>
+          <w:shd w:val="clear" w:color="auto" w:fill="FFFFFF"/>
+          <w:rtl/>
+        </w:rPr>
+        <w:t xml:space="preserve">זַכּ֤וּ נְזִירֶ֙יהָ֙ מִשֶּׁ֔לֶג צַח֖וּ מֵחָלָ֑ב </w:t>
       </w:r>
       <w:r>
         <w:rPr>
@@ -5576,117 +5675,7 @@
           <w:rtl/>
         </w:rPr>
         <w:lastRenderedPageBreak/>
-        <w:t>הָאֱמֻנִים֙ עֲלֵ֣י תוֹלָ֔ע חִבְּק֖וּ אַשְׁפַּתּֽוֹת</w:t>
-      </w:r>
-      <w:r>
-        <w:rPr>
-          <w:rFonts w:ascii="SBL Hebrew" w:hAnsi="SBL Hebrew" w:cs="SBL Hebrew"/>
-          <w:color w:val="993300"/>
-          <w:sz w:val="32"/>
-          <w:szCs w:val="32"/>
-          <w:rtl/>
-        </w:rPr>
-        <w:t>׃</w:t>
-      </w:r>
-      <w:r>
-        <w:rPr>
-          <w:rFonts w:ascii="SBL Hebrew" w:hAnsi="SBL Hebrew" w:cs="SBL Hebrew"/>
-          <w:color w:val="003300"/>
-          <w:sz w:val="32"/>
-          <w:szCs w:val="32"/>
-          <w:rtl/>
-        </w:rPr>
-        <w:t> {ס}</w:t>
-      </w:r>
-      <w:r>
-        <w:rPr>
-          <w:rFonts w:ascii="SBL Hebrew" w:hAnsi="SBL Hebrew" w:cs="SBL Hebrew"/>
-          <w:color w:val="993300"/>
-          <w:sz w:val="32"/>
-          <w:szCs w:val="32"/>
-          <w:rtl/>
-        </w:rPr>
-        <w:t xml:space="preserve"> </w:t>
-      </w:r>
-      <w:r>
-        <w:rPr>
-          <w:rFonts w:ascii="SBL Hebrew" w:hAnsi="SBL Hebrew" w:cs="SBL Hebrew"/>
-          <w:b/>
-          <w:bCs/>
-          <w:color w:val="003300"/>
-          <w:sz w:val="32"/>
-          <w:szCs w:val="32"/>
-          <w:shd w:val="clear" w:color="auto" w:fill="FFFFFF"/>
-          <w:vertAlign w:val="superscript"/>
-          <w:rtl/>
-        </w:rPr>
-        <w:t>ו </w:t>
-      </w:r>
-      <w:r>
-        <w:rPr>
-          <w:rFonts w:ascii="SBL Hebrew" w:hAnsi="SBL Hebrew" w:cs="SBL Hebrew"/>
-          <w:color w:val="993300"/>
-          <w:sz w:val="32"/>
-          <w:szCs w:val="32"/>
-          <w:shd w:val="clear" w:color="auto" w:fill="FFFFFF"/>
-          <w:rtl/>
-        </w:rPr>
-        <w:t>וַיִּגְדַּל֙ עֲוֺ֣ן בַּת־עַמִּ֔י מֵֽחַטַּ֖את סְדֹ֑ם הַֽהֲפוּכָ֣ה כְמוֹ־רָ֔גַע וְלֹא־חָ֥לוּ בָ֖הּ יָדָֽיִם</w:t>
-      </w:r>
-      <w:r>
-        <w:rPr>
-          <w:rFonts w:ascii="SBL Hebrew" w:hAnsi="SBL Hebrew" w:cs="SBL Hebrew"/>
-          <w:color w:val="993300"/>
-          <w:sz w:val="32"/>
-          <w:szCs w:val="32"/>
-          <w:rtl/>
-        </w:rPr>
-        <w:t>׃</w:t>
-      </w:r>
-      <w:r>
-        <w:rPr>
-          <w:rFonts w:ascii="SBL Hebrew" w:hAnsi="SBL Hebrew" w:cs="SBL Hebrew"/>
-          <w:color w:val="003300"/>
-          <w:sz w:val="32"/>
-          <w:szCs w:val="32"/>
-          <w:rtl/>
-        </w:rPr>
-        <w:t> {ס}</w:t>
-      </w:r>
-      <w:r>
-        <w:rPr>
-          <w:rFonts w:ascii="SBL Hebrew" w:hAnsi="SBL Hebrew" w:cs="SBL Hebrew"/>
-          <w:color w:val="993300"/>
-          <w:sz w:val="32"/>
-          <w:szCs w:val="32"/>
-          <w:rtl/>
-        </w:rPr>
-        <w:t xml:space="preserve"> </w:t>
-      </w:r>
-      <w:r>
-        <w:rPr>
-          <w:rFonts w:ascii="SBL Hebrew" w:hAnsi="SBL Hebrew" w:cs="SBL Hebrew"/>
-          <w:b/>
-          <w:bCs/>
-          <w:color w:val="003300"/>
-          <w:sz w:val="32"/>
-          <w:szCs w:val="32"/>
-          <w:shd w:val="clear" w:color="auto" w:fill="FFFFFF"/>
-          <w:vertAlign w:val="superscript"/>
-          <w:rtl/>
-        </w:rPr>
-        <w:t>ז </w:t>
-      </w:r>
-      <w:r>
-        <w:rPr>
-          <w:rFonts w:ascii="SBL Hebrew" w:hAnsi="SBL Hebrew" w:cs="SBL Hebrew"/>
-          <w:color w:val="993300"/>
-          <w:sz w:val="32"/>
-          <w:szCs w:val="32"/>
-          <w:shd w:val="clear" w:color="auto" w:fill="FFFFFF"/>
-          <w:rtl/>
-        </w:rPr>
-        <w:t>זַכּ֤וּ נְזִירֶ֙יהָ֙ מִשֶּׁ֔לֶג צַח֖וּ מֵחָלָ֑ב אָ֤דְמוּ עֶ֙צֶם֙ מִפְּנִינִ֔ים סַפִּ֖יר גִּזְרָתָֽם</w:t>
+        <w:t>אָ֤דְמוּ עֶ֙צֶם֙ מִפְּנִינִ֔ים סַפִּ֖יר גִּזְרָתָֽם</w:t>
       </w:r>
       <w:r>
         <w:rPr>
@@ -7112,7 +7101,76 @@
           <w:szCs w:val="32"/>
           <w:rtl/>
         </w:rPr>
-        <w:t xml:space="preserve">שָׂרִים֙ בְּיָדָ֣ם </w:t>
+        <w:t xml:space="preserve">שָׂרִים֙ בְּיָדָ֣ם נִתְל֔וּ פְּנֵ֥י זְקֵנִ֖ים לֹ֥א נֶהְדָּֽרוּ׃ </w:t>
+      </w:r>
+      <w:r>
+        <w:rPr>
+          <w:rFonts w:ascii="SBL Hebrew" w:hAnsi="SBL Hebrew" w:cs="SBL Hebrew"/>
+          <w:b/>
+          <w:bCs/>
+          <w:color w:val="003300"/>
+          <w:sz w:val="32"/>
+          <w:szCs w:val="32"/>
+          <w:vertAlign w:val="superscript"/>
+          <w:rtl/>
+        </w:rPr>
+        <w:t>יג </w:t>
+      </w:r>
+      <w:r>
+        <w:rPr>
+          <w:rFonts w:ascii="SBL Hebrew" w:hAnsi="SBL Hebrew" w:cs="SBL Hebrew"/>
+          <w:color w:val="993300"/>
+          <w:sz w:val="32"/>
+          <w:szCs w:val="32"/>
+          <w:rtl/>
+        </w:rPr>
+        <w:t xml:space="preserve">בַּחוּרִים֙ טְח֣וֹן נָשָׂ֔אוּ וּנְעָרִ֖ים בָּעֵ֥ץ כָּשָֽׁלוּ׃ </w:t>
+      </w:r>
+      <w:r>
+        <w:rPr>
+          <w:rFonts w:ascii="SBL Hebrew" w:hAnsi="SBL Hebrew" w:cs="SBL Hebrew"/>
+          <w:b/>
+          <w:bCs/>
+          <w:color w:val="003300"/>
+          <w:sz w:val="32"/>
+          <w:szCs w:val="32"/>
+          <w:vertAlign w:val="superscript"/>
+          <w:rtl/>
+        </w:rPr>
+        <w:t>יד </w:t>
+      </w:r>
+      <w:r>
+        <w:rPr>
+          <w:rFonts w:ascii="SBL Hebrew" w:hAnsi="SBL Hebrew" w:cs="SBL Hebrew"/>
+          <w:color w:val="993300"/>
+          <w:sz w:val="32"/>
+          <w:szCs w:val="32"/>
+          <w:rtl/>
+        </w:rPr>
+        <w:t xml:space="preserve">זְקֵנִים֙ מִשַּׁ֣עַר שָׁבָ֔תוּ בַּחוּרִ֖ים מִנְּגִינָתָֽם׃ </w:t>
+      </w:r>
+      <w:r>
+        <w:rPr>
+          <w:rFonts w:ascii="SBL Hebrew" w:hAnsi="SBL Hebrew" w:cs="SBL Hebrew"/>
+          <w:b/>
+          <w:bCs/>
+          <w:color w:val="003300"/>
+          <w:sz w:val="32"/>
+          <w:szCs w:val="32"/>
+          <w:vertAlign w:val="superscript"/>
+          <w:rtl/>
+        </w:rPr>
+        <w:t>טו </w:t>
+      </w:r>
+      <w:r>
+        <w:rPr>
+          <w:rFonts w:ascii="SBL Hebrew" w:hAnsi="SBL Hebrew" w:cs="SBL Hebrew"/>
+          <w:color w:val="993300"/>
+          <w:sz w:val="32"/>
+          <w:szCs w:val="32"/>
+          <w:rtl/>
+        </w:rPr>
+        <w:t xml:space="preserve">שָׁבַת֙ מְשׂ֣וֹשׂ </w:t>
       </w:r>
       <w:r>
         <w:rPr>
@@ -7123,76 +7181,7 @@
           <w:rtl/>
         </w:rPr>
         <w:lastRenderedPageBreak/>
-        <w:t xml:space="preserve">נִתְל֔וּ פְּנֵ֥י זְקֵנִ֖ים לֹ֥א נֶהְדָּֽרוּ׃ </w:t>
-      </w:r>
-      <w:r>
-        <w:rPr>
-          <w:rFonts w:ascii="SBL Hebrew" w:hAnsi="SBL Hebrew" w:cs="SBL Hebrew"/>
-          <w:b/>
-          <w:bCs/>
-          <w:color w:val="003300"/>
-          <w:sz w:val="32"/>
-          <w:szCs w:val="32"/>
-          <w:vertAlign w:val="superscript"/>
-          <w:rtl/>
-        </w:rPr>
-        <w:t>יג </w:t>
-      </w:r>
-      <w:r>
-        <w:rPr>
-          <w:rFonts w:ascii="SBL Hebrew" w:hAnsi="SBL Hebrew" w:cs="SBL Hebrew"/>
-          <w:color w:val="993300"/>
-          <w:sz w:val="32"/>
-          <w:szCs w:val="32"/>
-          <w:rtl/>
-        </w:rPr>
-        <w:t xml:space="preserve">בַּחוּרִים֙ טְח֣וֹן נָשָׂ֔אוּ וּנְעָרִ֖ים בָּעֵ֥ץ כָּשָֽׁלוּ׃ </w:t>
-      </w:r>
-      <w:r>
-        <w:rPr>
-          <w:rFonts w:ascii="SBL Hebrew" w:hAnsi="SBL Hebrew" w:cs="SBL Hebrew"/>
-          <w:b/>
-          <w:bCs/>
-          <w:color w:val="003300"/>
-          <w:sz w:val="32"/>
-          <w:szCs w:val="32"/>
-          <w:vertAlign w:val="superscript"/>
-          <w:rtl/>
-        </w:rPr>
-        <w:t>יד </w:t>
-      </w:r>
-      <w:r>
-        <w:rPr>
-          <w:rFonts w:ascii="SBL Hebrew" w:hAnsi="SBL Hebrew" w:cs="SBL Hebrew"/>
-          <w:color w:val="993300"/>
-          <w:sz w:val="32"/>
-          <w:szCs w:val="32"/>
-          <w:rtl/>
-        </w:rPr>
-        <w:t xml:space="preserve">זְקֵנִים֙ מִשַּׁ֣עַר שָׁבָ֔תוּ בַּחוּרִ֖ים מִנְּגִינָתָֽם׃ </w:t>
-      </w:r>
-      <w:r>
-        <w:rPr>
-          <w:rFonts w:ascii="SBL Hebrew" w:hAnsi="SBL Hebrew" w:cs="SBL Hebrew"/>
-          <w:b/>
-          <w:bCs/>
-          <w:color w:val="003300"/>
-          <w:sz w:val="32"/>
-          <w:szCs w:val="32"/>
-          <w:vertAlign w:val="superscript"/>
-          <w:rtl/>
-        </w:rPr>
-        <w:t>טו </w:t>
-      </w:r>
-      <w:r>
-        <w:rPr>
-          <w:rFonts w:ascii="SBL Hebrew" w:hAnsi="SBL Hebrew" w:cs="SBL Hebrew"/>
-          <w:color w:val="993300"/>
-          <w:sz w:val="32"/>
-          <w:szCs w:val="32"/>
-          <w:rtl/>
-        </w:rPr>
-        <w:t xml:space="preserve">שָׁבַת֙ מְשׂ֣וֹשׂ לִבֵּ֔נוּ נֶהְפַּ֥ךְ לְאֵ֖בֶל מְחֹלֵֽנוּ׃ </w:t>
+        <w:t xml:space="preserve">לִבֵּ֔נוּ נֶהְפַּ֥ךְ לְאֵ֖בֶל מְחֹלֵֽנוּ׃ </w:t>
       </w:r>
       <w:r>
         <w:rPr>
@@ -7347,7 +7336,7 @@
           <w:szCs w:val="32"/>
           <w:rtl/>
         </w:rPr>
-        <w:t>הֲשִׁיבֵ֨נוּ יְהֹוָ֤ה  </w:t>
+        <w:t>הֲשִׁיבֵ֨נוּ יְהֹוָ֤ה</w:t>
       </w:r>
       <w:r>
         <w:rPr>
